--- a/Modelos/AG/FAURGS/memorando_solicitacao_contratacao_FAURGS.docx
+++ b/Modelos/AG/FAURGS/memorando_solicitacao_contratacao_FAURGS.docx
@@ -6,8 +6,6 @@
       <w:pPr>
         <w:jc w:val="right"/>
       </w:pPr>
-      <w:bookmarkStart w:id="0" w:name="_GoBack"/>
-      <w:bookmarkEnd w:id="0"/>
     </w:p>
     <w:p>
       <w:pPr>
@@ -310,14 +308,12 @@
       <w:r>
         <w:rPr>
           <w:sz w:val="20"/>
-          <w:lang/>
         </w:rPr>
         <w:t xml:space="preserve">Justifica-se a escolha da </w:t>
       </w:r>
       <w:r>
         <w:rPr>
           <w:sz w:val="20"/>
-          <w:lang/>
         </w:rPr>
         <w:t xml:space="preserve">(Fundação de apoio) </w:t>
       </w:r>
@@ -325,7 +321,6 @@
       <w:r>
         <w:rPr>
           <w:sz w:val="20"/>
-          <w:lang/>
         </w:rPr>
         <w:t xml:space="preserve">{{ </w:t>
       </w:r>
@@ -333,7 +328,6 @@
       <w:r>
         <w:rPr>
           <w:sz w:val="20"/>
-          <w:lang/>
         </w:rPr>
         <w:t>justificativa</w:t>
       </w:r>
@@ -341,7 +335,6 @@
       <w:r>
         <w:rPr>
           <w:sz w:val="20"/>
-          <w:lang/>
         </w:rPr>
         <w:t>_fundacao</w:t>
       </w:r>
@@ -349,7 +342,6 @@
       <w:r>
         <w:rPr>
           <w:sz w:val="20"/>
-          <w:lang/>
         </w:rPr>
         <w:t xml:space="preserve"> }}</w:t>
       </w:r>
@@ -362,83 +354,71 @@
         <w:jc w:val="both"/>
         <w:rPr>
           <w:sz w:val="20"/>
-          <w:lang/>
-        </w:rPr>
-      </w:pPr>
-      <w:r>
-        <w:rPr>
-          <w:sz w:val="20"/>
-          <w:lang/>
+        </w:rPr>
+      </w:pPr>
+      <w:r>
+        <w:rPr>
+          <w:sz w:val="20"/>
         </w:rPr>
         <w:t xml:space="preserve">Ressalta-se </w:t>
       </w:r>
       <w:r>
         <w:rPr>
           <w:sz w:val="20"/>
-          <w:lang/>
         </w:rPr>
         <w:t xml:space="preserve">a necessidade dessa </w:t>
       </w:r>
       <w:r>
         <w:rPr>
           <w:sz w:val="20"/>
-          <w:lang/>
         </w:rPr>
         <w:t>parceria</w:t>
       </w:r>
       <w:r>
         <w:rPr>
           <w:sz w:val="20"/>
-          <w:lang/>
         </w:rPr>
         <w:t>, a qual proporcionará</w:t>
       </w:r>
       <w:r>
         <w:rPr>
           <w:sz w:val="20"/>
-          <w:lang/>
         </w:rPr>
         <w:t xml:space="preserve"> melhores</w:t>
       </w:r>
       <w:r>
         <w:rPr>
           <w:sz w:val="20"/>
-          <w:lang/>
         </w:rPr>
         <w:t xml:space="preserve"> condições à operacionalização do referido projeto, tendo em vista que a sua execução ultrapassa o exercício financeiro e a sua viabilização </w:t>
       </w:r>
       <w:r>
         <w:rPr>
           <w:sz w:val="20"/>
-          <w:lang/>
         </w:rPr>
         <w:t>é de</w:t>
       </w:r>
       <w:r>
         <w:rPr>
           <w:sz w:val="20"/>
-          <w:lang/>
         </w:rPr>
         <w:t xml:space="preserve"> interesse p</w:t>
       </w:r>
       <w:r>
         <w:rPr>
           <w:sz w:val="20"/>
-          <w:lang/>
         </w:rPr>
         <w:t>úblico</w:t>
       </w:r>
       <w:r>
         <w:rPr>
           <w:sz w:val="20"/>
-          <w:lang/>
         </w:rPr>
         <w:t>, já que o projeto</w:t>
       </w:r>
       <w:r>
         <w:rPr>
           <w:sz w:val="20"/>
-          <w:lang/>
         </w:rPr>
         <w:t xml:space="preserve"> </w:t>
       </w:r>
@@ -446,7 +426,6 @@
       <w:r>
         <w:rPr>
           <w:sz w:val="20"/>
-          <w:lang/>
         </w:rPr>
         <w:t xml:space="preserve">{{ </w:t>
       </w:r>
@@ -454,7 +433,6 @@
       <w:r>
         <w:rPr>
           <w:sz w:val="20"/>
-          <w:lang/>
         </w:rPr>
         <w:t>importancia</w:t>
       </w:r>
@@ -462,7 +440,6 @@
       <w:r>
         <w:rPr>
           <w:sz w:val="20"/>
-          <w:lang/>
         </w:rPr>
         <w:t>_projeto</w:t>
       </w:r>
@@ -470,14 +447,12 @@
       <w:r>
         <w:rPr>
           <w:sz w:val="20"/>
-          <w:lang/>
         </w:rPr>
         <w:t xml:space="preserve"> }}</w:t>
       </w:r>
       <w:r>
         <w:rPr>
           <w:sz w:val="20"/>
-          <w:lang/>
         </w:rPr>
         <w:t>.</w:t>
       </w:r>
@@ -490,69 +465,107 @@
         <w:jc w:val="both"/>
         <w:rPr>
           <w:sz w:val="20"/>
-          <w:lang/>
-        </w:rPr>
-      </w:pPr>
-      <w:r>
-        <w:rPr>
-          <w:sz w:val="20"/>
-          <w:lang/>
+        </w:rPr>
+      </w:pPr>
+      <w:r>
+        <w:rPr>
+          <w:sz w:val="20"/>
         </w:rPr>
         <w:t>A</w:t>
       </w:r>
       <w:r>
         <w:rPr>
           <w:sz w:val="20"/>
-          <w:lang/>
         </w:rPr>
         <w:t xml:space="preserve"> </w:t>
       </w:r>
       <w:r>
         <w:rPr>
           <w:sz w:val="20"/>
-          <w:lang/>
         </w:rPr>
         <w:t>parceria</w:t>
       </w:r>
       <w:r>
         <w:rPr>
           <w:sz w:val="20"/>
-          <w:lang/>
         </w:rPr>
         <w:t xml:space="preserve"> encontra-se respaldada </w:t>
       </w:r>
       <w:r>
         <w:rPr>
           <w:sz w:val="20"/>
-          <w:lang/>
         </w:rPr>
         <w:t xml:space="preserve">na </w:t>
       </w:r>
       <w:r>
         <w:rPr>
           <w:sz w:val="20"/>
-          <w:lang/>
         </w:rPr>
         <w:t xml:space="preserve">Lei </w:t>
       </w:r>
       <w:r>
         <w:rPr>
           <w:sz w:val="20"/>
-          <w:lang/>
         </w:rPr>
         <w:t>n.</w:t>
       </w:r>
       <w:r>
         <w:rPr>
           <w:sz w:val="20"/>
-          <w:lang/>
         </w:rPr>
         <w:t xml:space="preserve"> 14.133/2021</w:t>
       </w:r>
       <w:r>
         <w:rPr>
           <w:sz w:val="20"/>
-          <w:lang/>
+        </w:rPr>
+        <w:t xml:space="preserve">, </w:t>
+      </w:r>
+      <w:r>
+        <w:rPr>
+          <w:sz w:val="20"/>
+        </w:rPr>
+        <w:t>regulamentada pelo</w:t>
+      </w:r>
+      <w:r>
+        <w:rPr>
+          <w:sz w:val="20"/>
+        </w:rPr>
+        <w:t>s</w:t>
+      </w:r>
+      <w:r>
+        <w:rPr>
+          <w:sz w:val="20"/>
+        </w:rPr>
+        <w:t xml:space="preserve"> Decreto</w:t>
+      </w:r>
+      <w:r>
+        <w:rPr>
+          <w:sz w:val="20"/>
+        </w:rPr>
+        <w:t>s</w:t>
+      </w:r>
+      <w:r>
+        <w:rPr>
+          <w:sz w:val="20"/>
+        </w:rPr>
+        <w:t xml:space="preserve"> n</w:t>
+      </w:r>
+      <w:r>
+        <w:rPr>
+          <w:sz w:val="20"/>
+        </w:rPr>
+        <w:t>. 10.929/2022</w:t>
+      </w:r>
+      <w:r>
+        <w:rPr>
+          <w:sz w:val="20"/>
+        </w:rPr>
+        <w:t xml:space="preserve"> e 11.430/2023</w:t>
+      </w:r>
+      <w:r>
+        <w:rPr>
+          <w:sz w:val="20"/>
         </w:rPr>
         <w:t>,</w:t>
       </w:r>
@@ -566,109 +579,29 @@
         <w:rPr>
           <w:sz w:val="20"/>
         </w:rPr>
-        <w:t>regulamentada pelo</w:t>
-      </w:r>
-      <w:r>
-        <w:rPr>
-          <w:sz w:val="20"/>
-        </w:rPr>
-        <w:t>s</w:t>
-      </w:r>
-      <w:r>
-        <w:rPr>
-          <w:sz w:val="20"/>
-        </w:rPr>
-        <w:t xml:space="preserve"> Decreto</w:t>
-      </w:r>
-      <w:r>
-        <w:rPr>
-          <w:sz w:val="20"/>
-        </w:rPr>
-        <w:t>s</w:t>
-      </w:r>
-      <w:r>
-        <w:rPr>
-          <w:sz w:val="20"/>
-        </w:rPr>
-        <w:t xml:space="preserve"> n</w:t>
-      </w:r>
-      <w:r>
-        <w:rPr>
-          <w:sz w:val="20"/>
-        </w:rPr>
-        <w:t>. 10.929/2022</w:t>
-      </w:r>
-      <w:r>
-        <w:rPr>
-          <w:sz w:val="20"/>
-        </w:rPr>
-        <w:t xml:space="preserve"> e </w:t>
-      </w:r>
-      <w:r>
-        <w:rPr>
-          <w:sz w:val="20"/>
-          <w:lang/>
-        </w:rPr>
-        <w:t>11.430/2023</w:t>
-      </w:r>
-      <w:r>
-        <w:rPr>
-          <w:sz w:val="20"/>
-          <w:lang/>
-        </w:rPr>
-        <w:t>,</w:t>
-      </w:r>
-      <w:r>
-        <w:rPr>
-          <w:sz w:val="20"/>
-        </w:rPr>
-        <w:t xml:space="preserve"> </w:t>
-      </w:r>
-      <w:r>
-        <w:rPr>
-          <w:sz w:val="20"/>
-          <w:lang/>
-        </w:rPr>
-        <w:t>na Lei n. 8.958/94,</w:t>
-      </w:r>
-      <w:r>
-        <w:rPr>
-          <w:sz w:val="20"/>
-        </w:rPr>
-        <w:t xml:space="preserve"> regulamentada pelo Decreto n. 7.423/10, na Resolução n. 089/2022</w:t>
-      </w:r>
-      <w:r>
-        <w:rPr>
-          <w:sz w:val="20"/>
-          <w:lang/>
-        </w:rPr>
-        <w:t xml:space="preserve"> </w:t>
-      </w:r>
-      <w:r>
-        <w:rPr>
-          <w:sz w:val="20"/>
-          <w:lang/>
+        <w:t xml:space="preserve">na Lei n. 8.958/94, regulamentada pelo Decreto n. 7.423/10, na Resolução n. 089/2022 </w:t>
+      </w:r>
+      <w:r>
+        <w:rPr>
+          <w:sz w:val="20"/>
         </w:rPr>
         <w:t xml:space="preserve">e </w:t>
       </w:r>
       <w:r>
         <w:rPr>
           <w:sz w:val="20"/>
-          <w:lang/>
         </w:rPr>
         <w:t xml:space="preserve">demais </w:t>
       </w:r>
       <w:r>
         <w:rPr>
           <w:sz w:val="20"/>
-          <w:lang/>
         </w:rPr>
         <w:t>legislação correlata</w:t>
       </w:r>
       <w:r>
         <w:rPr>
           <w:sz w:val="20"/>
-          <w:lang/>
         </w:rPr>
         <w:t xml:space="preserve">, uma vez que a </w:t>
       </w:r>
@@ -676,28 +609,24 @@
         <w:rPr>
           <w:b/>
           <w:sz w:val="20"/>
-          <w:lang/>
         </w:rPr>
         <w:t>FAURGS</w:t>
       </w:r>
       <w:r>
         <w:rPr>
           <w:sz w:val="20"/>
-          <w:lang/>
         </w:rPr>
         <w:t xml:space="preserve"> é uma</w:t>
       </w:r>
       <w:r>
         <w:rPr>
           <w:sz w:val="20"/>
-          <w:lang/>
         </w:rPr>
         <w:t xml:space="preserve"> entidade instituída</w:t>
       </w:r>
       <w:r>
         <w:rPr>
           <w:sz w:val="20"/>
-          <w:lang/>
         </w:rPr>
         <w:t xml:space="preserve"> com a finalidade de apoiar e fomentar a realização de atividades de Pesquisa, Ensino e Extensão, e cooperar com outras instituições nos campos da ciência, pesquisa, inovação e cultura em geral.</w:t>
       </w:r>
@@ -711,16 +640,23 @@
         <w:rPr>
           <w:rFonts w:eastAsia="Times New Roman"/>
           <w:sz w:val="20"/>
-          <w:lang w:eastAsia="pt-BR"/>
-        </w:rPr>
-      </w:pPr>
+        </w:rPr>
+      </w:pPr>
+      <w:r>
+        <w:rPr>
+          <w:color w:val="000000"/>
+          <w:sz w:val="20"/>
+        </w:rPr>
+        <w:t>A FAURGS teve sua autorização renovada para atuar como Fundação de Apoio à UFSM pela Portaria Conjunta Nº 104, de 29 de maio de 2026</w:t>
+      </w:r>
+      <w:bookmarkStart w:id="0" w:name="_GoBack"/>
+      <w:bookmarkEnd w:id="0"/>
       <w:r>
         <w:rPr>
           <w:rFonts w:eastAsia="Times New Roman"/>
           <w:sz w:val="20"/>
-          <w:lang w:eastAsia="pt-BR"/>
-        </w:rPr>
-        <w:t xml:space="preserve">A FAURGS teve sua autorização renovada para atuar como Fundação de Apoio à UFSM pela Portaria Conjunta Nº 11, de 10 de março de 2025, pelo Secretário de Educação Superior do Ministério da Educação e da Secretária de Políticas e Programas Estratégicos do Ministério da Ciência, Tecnologia e Inovação, e atende aos requisitos de experiência nesse tipo de atividade, sistema de gestão adequado e idoneidade. Além disso, no momento, a UFSM não apresenta a infraestrutura necessária para a execução administrativa e financeira de projetos fomentados com arrecadação extra orçamentária. </w:t>
+        </w:rPr>
+        <w:t xml:space="preserve">, pelo Secretário de Educação Superior do Ministério da Educação e da Secretária de Políticas e Programas Estratégicos do Ministério da Ciência, Tecnologia e Inovação, e atende aos requisitos de experiência nesse tipo de atividade, sistema de gestão adequado e idoneidade. Além disso, no momento, a UFSM não apresenta a infraestrutura necessária para a execução administrativa e financeira de projetos fomentados com arrecadação extra orçamentária. </w:t>
       </w:r>
     </w:p>
     <w:p>
@@ -731,90 +667,77 @@
         <w:jc w:val="both"/>
         <w:rPr>
           <w:sz w:val="20"/>
-          <w:lang/>
-        </w:rPr>
-      </w:pPr>
-      <w:r>
-        <w:rPr>
-          <w:sz w:val="20"/>
-          <w:lang/>
+        </w:rPr>
+      </w:pPr>
+      <w:r>
+        <w:rPr>
+          <w:sz w:val="20"/>
         </w:rPr>
         <w:t>Os objetivos do projeto</w:t>
       </w:r>
       <w:r>
         <w:rPr>
           <w:sz w:val="20"/>
-          <w:lang/>
         </w:rPr>
         <w:t xml:space="preserve"> encontra</w:t>
       </w:r>
       <w:r>
         <w:rPr>
           <w:sz w:val="20"/>
-          <w:lang/>
         </w:rPr>
         <w:t>m</w:t>
       </w:r>
       <w:r>
         <w:rPr>
           <w:sz w:val="20"/>
-          <w:lang/>
         </w:rPr>
         <w:t xml:space="preserve">-se </w:t>
       </w:r>
       <w:r>
         <w:rPr>
           <w:sz w:val="20"/>
-          <w:lang/>
         </w:rPr>
         <w:t xml:space="preserve">alinhados com </w:t>
       </w:r>
       <w:r>
         <w:rPr>
           <w:sz w:val="20"/>
-          <w:lang/>
         </w:rPr>
         <w:t>o Plano de Desenvolvimento Institucional 201</w:t>
       </w:r>
       <w:r>
         <w:rPr>
           <w:sz w:val="20"/>
-          <w:lang/>
         </w:rPr>
         <w:t>6</w:t>
       </w:r>
       <w:r>
         <w:rPr>
           <w:sz w:val="20"/>
-          <w:lang/>
         </w:rPr>
         <w:t>-20</w:t>
       </w:r>
       <w:r>
         <w:rPr>
           <w:sz w:val="20"/>
-          <w:lang/>
         </w:rPr>
         <w:t>26</w:t>
       </w:r>
       <w:r>
         <w:rPr>
           <w:sz w:val="20"/>
-          <w:lang/>
         </w:rPr>
         <w:t xml:space="preserve"> da UFSM e propicia melhoria mensurável à Instituição</w:t>
       </w:r>
       <w:r>
         <w:rPr>
           <w:sz w:val="20"/>
-          <w:lang/>
         </w:rPr>
         <w:t xml:space="preserve">, conforme indicadores </w:t>
       </w:r>
       <w:r>
         <w:rPr>
           <w:sz w:val="20"/>
-          <w:lang/>
         </w:rPr>
         <w:t>mencionados no Plano de Trabalho.</w:t>
       </w:r>
@@ -827,69 +750,59 @@
         <w:jc w:val="both"/>
         <w:rPr>
           <w:sz w:val="20"/>
-          <w:lang/>
-        </w:rPr>
-      </w:pPr>
-      <w:r>
-        <w:rPr>
-          <w:sz w:val="20"/>
-          <w:lang/>
+        </w:rPr>
+      </w:pPr>
+      <w:r>
+        <w:rPr>
+          <w:sz w:val="20"/>
         </w:rPr>
         <w:t xml:space="preserve">Em atendimento ao art. </w:t>
       </w:r>
       <w:r>
         <w:rPr>
           <w:sz w:val="20"/>
-          <w:lang/>
         </w:rPr>
         <w:t>35</w:t>
       </w:r>
       <w:r>
         <w:rPr>
           <w:sz w:val="20"/>
-          <w:lang/>
         </w:rPr>
         <w:t xml:space="preserve"> da Resolução UFSM n. 0</w:t>
       </w:r>
       <w:r>
         <w:rPr>
           <w:sz w:val="20"/>
-          <w:lang/>
         </w:rPr>
         <w:t>89</w:t>
       </w:r>
       <w:r>
         <w:rPr>
           <w:sz w:val="20"/>
-          <w:lang/>
         </w:rPr>
         <w:t>/20</w:t>
       </w:r>
       <w:r>
         <w:rPr>
           <w:sz w:val="20"/>
-          <w:lang/>
         </w:rPr>
         <w:t>22</w:t>
       </w:r>
       <w:r>
         <w:rPr>
           <w:sz w:val="20"/>
-          <w:lang/>
         </w:rPr>
         <w:t xml:space="preserve"> abaixo transcrito, designo para exercer a função de </w:t>
       </w:r>
       <w:r>
         <w:rPr>
           <w:sz w:val="20"/>
-          <w:lang/>
         </w:rPr>
         <w:t>Fiscal</w:t>
       </w:r>
       <w:r>
         <w:rPr>
           <w:sz w:val="20"/>
-          <w:lang/>
         </w:rPr>
         <w:t xml:space="preserve"> do projeto o servidor da UFSM </w:t>
       </w:r>
@@ -897,7 +810,6 @@
       <w:r>
         <w:rPr>
           <w:sz w:val="20"/>
-          <w:lang/>
         </w:rPr>
         <w:t xml:space="preserve">{{ </w:t>
       </w:r>
@@ -905,7 +817,6 @@
       <w:r>
         <w:rPr>
           <w:sz w:val="20"/>
-          <w:lang/>
         </w:rPr>
         <w:t>nome</w:t>
       </w:r>
@@ -913,7 +824,6 @@
       <w:r>
         <w:rPr>
           <w:sz w:val="20"/>
-          <w:lang/>
         </w:rPr>
         <w:t>_fiscal</w:t>
       </w:r>
@@ -921,21 +831,18 @@
       <w:r>
         <w:rPr>
           <w:sz w:val="20"/>
-          <w:lang/>
         </w:rPr>
         <w:t xml:space="preserve"> }}</w:t>
       </w:r>
       <w:r>
         <w:rPr>
           <w:sz w:val="20"/>
-          <w:lang/>
         </w:rPr>
         <w:t xml:space="preserve"> SIAPE </w:t>
       </w:r>
       <w:r>
         <w:rPr>
           <w:sz w:val="20"/>
-          <w:lang/>
         </w:rPr>
         <w:t xml:space="preserve">{{ </w:t>
       </w:r>
@@ -943,7 +850,6 @@
       <w:r>
         <w:rPr>
           <w:sz w:val="20"/>
-          <w:lang/>
         </w:rPr>
         <w:t>siape_fiscal</w:t>
       </w:r>
@@ -951,7 +857,6 @@
       <w:r>
         <w:rPr>
           <w:sz w:val="20"/>
-          <w:lang/>
         </w:rPr>
         <w:t xml:space="preserve"> }}</w:t>
       </w:r>
@@ -1504,61 +1409,61 @@
           <w:rFonts w:ascii="Times New Roman" w:hAnsi="Times New Roman"/>
           <w:sz w:val="20"/>
         </w:rPr>
-        <w:t xml:space="preserve">                                                                                                                          </w:t>
+        <w:t xml:space="preserve">                                                                                                           </w:t>
       </w:r>
       <w:r>
         <w:rPr>
           <w:rFonts w:ascii="Times New Roman" w:hAnsi="Times New Roman"/>
           <w:sz w:val="20"/>
         </w:rPr>
-        <w:t>Assinatura</w:t>
-      </w:r>
-    </w:p>
-    <w:p>
-      <w:pPr>
-        <w:pStyle w:val="Recuodecorpodetexto2"/>
-        <w:tabs>
-          <w:tab w:val="clear" w:pos="0"/>
-        </w:tabs>
-        <w:spacing w:before="0"/>
-        <w:ind w:firstLine="0"/>
-        <w:jc w:val="right"/>
+        <w:t xml:space="preserve">         </w:t>
+      </w:r>
+      <w:proofErr w:type="gramStart"/>
+      <w:r>
         <w:rPr>
           <w:rFonts w:ascii="Times New Roman" w:hAnsi="Times New Roman"/>
           <w:sz w:val="20"/>
         </w:rPr>
-      </w:pPr>
-      <w:proofErr w:type="gramStart"/>
+        <w:t xml:space="preserve">{{ </w:t>
+      </w:r>
+      <w:proofErr w:type="spellStart"/>
       <w:r>
         <w:rPr>
           <w:rFonts w:ascii="Times New Roman" w:hAnsi="Times New Roman"/>
           <w:sz w:val="20"/>
         </w:rPr>
+        <w:t>diretor</w:t>
+      </w:r>
+      <w:proofErr w:type="gramEnd"/>
+      <w:r>
+        <w:rPr>
+          <w:rFonts w:ascii="Times New Roman" w:hAnsi="Times New Roman"/>
+          <w:sz w:val="20"/>
+        </w:rPr>
+        <w:t>_unidade</w:t>
+      </w:r>
+      <w:proofErr w:type="spellEnd"/>
+      <w:r>
+        <w:rPr>
+          <w:rFonts w:ascii="Times New Roman" w:hAnsi="Times New Roman"/>
+          <w:sz w:val="20"/>
+        </w:rPr>
+        <w:t xml:space="preserve"> }}  </w:t>
+      </w:r>
+      <w:r>
+        <w:rPr>
+          <w:rFonts w:ascii="Times New Roman" w:hAnsi="Times New Roman"/>
+          <w:sz w:val="20"/>
+        </w:rPr>
+        <w:br/>
+        <w:t xml:space="preserve">                                                                                                               </w:t>
+      </w:r>
+      <w:r>
+        <w:rPr>
+          <w:rFonts w:ascii="Times New Roman" w:hAnsi="Times New Roman"/>
+          <w:sz w:val="20"/>
+        </w:rPr>
         <w:t xml:space="preserve">{{ </w:t>
-      </w:r>
-      <w:proofErr w:type="spellStart"/>
-      <w:r>
-        <w:rPr>
-          <w:rFonts w:ascii="Times New Roman" w:hAnsi="Times New Roman"/>
-          <w:sz w:val="20"/>
-        </w:rPr>
-        <w:t>diretor</w:t>
-      </w:r>
-      <w:proofErr w:type="gramEnd"/>
-      <w:r>
-        <w:rPr>
-          <w:rFonts w:ascii="Times New Roman" w:hAnsi="Times New Roman"/>
-          <w:sz w:val="20"/>
-        </w:rPr>
-        <w:t>_unidade</w:t>
-      </w:r>
-      <w:proofErr w:type="spellEnd"/>
-      <w:r>
-        <w:rPr>
-          <w:rFonts w:ascii="Times New Roman" w:hAnsi="Times New Roman"/>
-          <w:sz w:val="20"/>
-        </w:rPr>
-        <w:t xml:space="preserve"> }}   {{ </w:t>
       </w:r>
       <w:proofErr w:type="spellStart"/>
       <w:r>
@@ -1866,6 +1771,50 @@
     <w:lsdException w:name="Subtitle" w:qFormat="1"/>
     <w:lsdException w:name="Strong" w:qFormat="1"/>
     <w:lsdException w:name="Emphasis" w:qFormat="1"/>
+    <w:lsdException w:name="Normal Table" w:semiHidden="1" w:unhideWhenUsed="1"/>
+    <w:lsdException w:name="Table Simple 1" w:semiHidden="1" w:unhideWhenUsed="1"/>
+    <w:lsdException w:name="Table Simple 2" w:semiHidden="1" w:unhideWhenUsed="1"/>
+    <w:lsdException w:name="Table Simple 3" w:semiHidden="1" w:unhideWhenUsed="1"/>
+    <w:lsdException w:name="Table Classic 1" w:semiHidden="1" w:unhideWhenUsed="1"/>
+    <w:lsdException w:name="Table Classic 2" w:semiHidden="1" w:unhideWhenUsed="1"/>
+    <w:lsdException w:name="Table Classic 3" w:semiHidden="1" w:unhideWhenUsed="1"/>
+    <w:lsdException w:name="Table Classic 4" w:semiHidden="1" w:unhideWhenUsed="1"/>
+    <w:lsdException w:name="Table Colorful 1" w:semiHidden="1" w:unhideWhenUsed="1"/>
+    <w:lsdException w:name="Table Colorful 2" w:semiHidden="1" w:unhideWhenUsed="1"/>
+    <w:lsdException w:name="Table Colorful 3" w:semiHidden="1" w:unhideWhenUsed="1"/>
+    <w:lsdException w:name="Table Columns 1" w:semiHidden="1" w:unhideWhenUsed="1"/>
+    <w:lsdException w:name="Table Columns 2" w:semiHidden="1" w:unhideWhenUsed="1"/>
+    <w:lsdException w:name="Table Columns 3" w:semiHidden="1" w:unhideWhenUsed="1"/>
+    <w:lsdException w:name="Table Columns 4" w:semiHidden="1" w:unhideWhenUsed="1"/>
+    <w:lsdException w:name="Table Columns 5" w:semiHidden="1" w:unhideWhenUsed="1"/>
+    <w:lsdException w:name="Table Grid 1" w:semiHidden="1" w:unhideWhenUsed="1"/>
+    <w:lsdException w:name="Table Grid 2" w:semiHidden="1" w:unhideWhenUsed="1"/>
+    <w:lsdException w:name="Table Grid 3" w:semiHidden="1" w:unhideWhenUsed="1"/>
+    <w:lsdException w:name="Table Grid 4" w:semiHidden="1" w:unhideWhenUsed="1"/>
+    <w:lsdException w:name="Table Grid 5" w:semiHidden="1" w:unhideWhenUsed="1"/>
+    <w:lsdException w:name="Table Grid 6" w:semiHidden="1" w:unhideWhenUsed="1"/>
+    <w:lsdException w:name="Table Grid 7" w:semiHidden="1" w:unhideWhenUsed="1"/>
+    <w:lsdException w:name="Table Grid 8" w:semiHidden="1" w:unhideWhenUsed="1"/>
+    <w:lsdException w:name="Table List 1" w:semiHidden="1" w:unhideWhenUsed="1"/>
+    <w:lsdException w:name="Table List 2" w:semiHidden="1" w:unhideWhenUsed="1"/>
+    <w:lsdException w:name="Table List 3" w:semiHidden="1" w:unhideWhenUsed="1"/>
+    <w:lsdException w:name="Table List 4" w:semiHidden="1" w:unhideWhenUsed="1"/>
+    <w:lsdException w:name="Table List 5" w:semiHidden="1" w:unhideWhenUsed="1"/>
+    <w:lsdException w:name="Table List 6" w:semiHidden="1" w:unhideWhenUsed="1"/>
+    <w:lsdException w:name="Table List 7" w:semiHidden="1" w:unhideWhenUsed="1"/>
+    <w:lsdException w:name="Table List 8" w:semiHidden="1" w:unhideWhenUsed="1"/>
+    <w:lsdException w:name="Table 3D effects 1" w:semiHidden="1" w:unhideWhenUsed="1"/>
+    <w:lsdException w:name="Table 3D effects 2" w:semiHidden="1" w:unhideWhenUsed="1"/>
+    <w:lsdException w:name="Table 3D effects 3" w:semiHidden="1" w:unhideWhenUsed="1"/>
+    <w:lsdException w:name="Table Contemporary" w:semiHidden="1" w:unhideWhenUsed="1"/>
+    <w:lsdException w:name="Table Elegant" w:semiHidden="1" w:unhideWhenUsed="1"/>
+    <w:lsdException w:name="Table Professional" w:semiHidden="1" w:unhideWhenUsed="1"/>
+    <w:lsdException w:name="Table Subtle 1" w:semiHidden="1" w:unhideWhenUsed="1"/>
+    <w:lsdException w:name="Table Subtle 2" w:semiHidden="1" w:unhideWhenUsed="1"/>
+    <w:lsdException w:name="Table Web 1" w:semiHidden="1" w:unhideWhenUsed="1"/>
+    <w:lsdException w:name="Table Web 2" w:semiHidden="1" w:unhideWhenUsed="1"/>
+    <w:lsdException w:name="Table Web 3" w:semiHidden="1" w:unhideWhenUsed="1"/>
+    <w:lsdException w:name="Table Theme" w:semiHidden="1" w:unhideWhenUsed="1"/>
     <w:lsdException w:name="Placeholder Text" w:semiHidden="1" w:uiPriority="99"/>
     <w:lsdException w:name="No Spacing" w:uiPriority="1" w:qFormat="1"/>
     <w:lsdException w:name="Light Shading" w:uiPriority="60"/>
@@ -2183,11 +2132,15 @@
   </w:style>
   <w:style w:type="character" w:default="1" w:styleId="Fontepargpadro">
     <w:name w:val="Default Paragraph Font"/>
+    <w:uiPriority w:val="1"/>
     <w:semiHidden/>
+    <w:unhideWhenUsed/>
   </w:style>
   <w:style w:type="table" w:default="1" w:styleId="Tabelanormal">
     <w:name w:val="Normal Table"/>
+    <w:uiPriority w:val="99"/>
     <w:semiHidden/>
+    <w:unhideWhenUsed/>
     <w:tblPr>
       <w:tblInd w:w="0" w:type="dxa"/>
       <w:tblCellMar>
@@ -2200,7 +2153,9 @@
   </w:style>
   <w:style w:type="numbering" w:default="1" w:styleId="Semlista">
     <w:name w:val="No List"/>
+    <w:uiPriority w:val="99"/>
     <w:semiHidden/>
+    <w:unhideWhenUsed/>
   </w:style>
   <w:style w:type="paragraph" w:styleId="Cabealho">
     <w:name w:val="header"/>
@@ -2270,8 +2225,8 @@
       <w:sz w:val="24"/>
     </w:rPr>
   </w:style>
-  <w:style w:type="paragraph" w:customStyle="1" w:styleId="BodyText2">
-    <w:name w:val="Body Text 2"/>
+  <w:style w:type="paragraph" w:customStyle="1" w:styleId="Corpodetexto21">
+    <w:name w:val="Corpo de texto 21"/>
     <w:basedOn w:val="Normal"/>
     <w:pPr>
       <w:widowControl w:val="0"/>
@@ -2304,7 +2259,6 @@
     <w:rPr>
       <w:rFonts w:eastAsia="Lucida Sans Unicode"/>
       <w:sz w:val="24"/>
-      <w:lang/>
     </w:rPr>
   </w:style>
   <w:style w:type="character" w:customStyle="1" w:styleId="RodapChar">

--- a/Modelos/AG/FAURGS/memorando_solicitacao_contratacao_FAURGS.docx
+++ b/Modelos/AG/FAURGS/memorando_solicitacao_contratacao_FAURGS.docx
@@ -315,9 +315,26 @@
         <w:rPr>
           <w:sz w:val="20"/>
         </w:rPr>
-        <w:t xml:space="preserve">(Fundação de apoio) </w:t>
-      </w:r>
-      <w:proofErr w:type="gramStart"/>
+        <w:t>(Fundação de apoio)</w:t>
+      </w:r>
+      <w:r>
+        <w:rPr>
+          <w:sz w:val="20"/>
+        </w:rPr>
+        <w:t xml:space="preserve"> como:</w:t>
+      </w:r>
+      <w:r>
+        <w:rPr>
+          <w:sz w:val="20"/>
+        </w:rPr>
+        <w:t xml:space="preserve"> </w:t>
+      </w:r>
+      <w:r>
+        <w:rPr>
+          <w:sz w:val="20"/>
+        </w:rPr>
+        <w:t>“</w:t>
+      </w:r>
       <w:r>
         <w:rPr>
           <w:sz w:val="20"/>
@@ -329,14 +346,7 @@
         <w:rPr>
           <w:sz w:val="20"/>
         </w:rPr>
-        <w:t>justificativa</w:t>
-      </w:r>
-      <w:proofErr w:type="gramEnd"/>
-      <w:r>
-        <w:rPr>
-          <w:sz w:val="20"/>
-        </w:rPr>
-        <w:t>_fundacao</w:t>
+        <w:t>justificativa_fundacao</w:t>
       </w:r>
       <w:proofErr w:type="spellEnd"/>
       <w:r>
@@ -345,6 +355,14 @@
         </w:rPr>
         <w:t xml:space="preserve"> }}</w:t>
       </w:r>
+      <w:r>
+        <w:rPr>
+          <w:sz w:val="20"/>
+        </w:rPr>
+        <w:t>”</w:t>
+      </w:r>
+      <w:bookmarkStart w:id="0" w:name="_GoBack"/>
+      <w:bookmarkEnd w:id="0"/>
     </w:p>
     <w:p>
       <w:pPr>
@@ -649,8 +667,6 @@
         </w:rPr>
         <w:t>A FAURGS teve sua autorização renovada para atuar como Fundação de Apoio à UFSM pela Portaria Conjunta Nº 104, de 29 de maio de 2026</w:t>
       </w:r>
-      <w:bookmarkStart w:id="0" w:name="_GoBack"/>
-      <w:bookmarkEnd w:id="0"/>
       <w:r>
         <w:rPr>
           <w:rFonts w:eastAsia="Times New Roman"/>
@@ -1416,7 +1432,21 @@
           <w:rFonts w:ascii="Times New Roman" w:hAnsi="Times New Roman"/>
           <w:sz w:val="20"/>
         </w:rPr>
-        <w:t xml:space="preserve">         </w:t>
+        <w:t xml:space="preserve">        </w:t>
+      </w:r>
+      <w:r>
+        <w:rPr>
+          <w:rFonts w:ascii="Times New Roman" w:hAnsi="Times New Roman"/>
+          <w:sz w:val="20"/>
+        </w:rPr>
+        <w:t>NOME:</w:t>
+      </w:r>
+      <w:r>
+        <w:rPr>
+          <w:rFonts w:ascii="Times New Roman" w:hAnsi="Times New Roman"/>
+          <w:sz w:val="20"/>
+        </w:rPr>
+        <w:t xml:space="preserve"> </w:t>
       </w:r>
       <w:proofErr w:type="gramStart"/>
       <w:r>
@@ -1456,7 +1486,21 @@
           <w:sz w:val="20"/>
         </w:rPr>
         <w:br/>
-        <w:t xml:space="preserve">                                                                                                               </w:t>
+        <w:t xml:space="preserve">                                                                                                             </w:t>
+      </w:r>
+      <w:r>
+        <w:rPr>
+          <w:rFonts w:ascii="Times New Roman" w:hAnsi="Times New Roman"/>
+          <w:sz w:val="20"/>
+        </w:rPr>
+        <w:t>SIAPE:</w:t>
+      </w:r>
+      <w:r>
+        <w:rPr>
+          <w:rFonts w:ascii="Times New Roman" w:hAnsi="Times New Roman"/>
+          <w:sz w:val="20"/>
+        </w:rPr>
+        <w:t xml:space="preserve"> </w:t>
       </w:r>
       <w:r>
         <w:rPr>
